--- a/doc/作品信息概要表_2026.docx
+++ b/doc/作品信息概要表_2026.docx
@@ -346,7 +346,7 @@
                 <w:sz w:val="20"/>
                 <w:lang w:eastAsia="zh-CN"/>
               </w:rPr>
-              <w:t>首创"受控行动空间（CAS）"意图识别架构，实现自然语言到工具跳转的零摩擦交互；引入多智能体议事会（Council）模型，由校长/班主任/科目老师/同桌四类Agent协同制定并动态调整学习计划；节点点亮+SM-2双轨进度追踪，量化"阅读-练习-掌握"三层学习状态。</w:t>
+              <w:t>首创"受控行动空间（CAS）"意图识别架构，实现自然语言到工具跳转的零摩擦交互；引入多智能体议事会（Council）模型，由教师/教务/助教三类Agent协同制定并动态调整学习计划；节点点亮+SM-2双轨进度追踪，量化"阅读-练习-掌握"三层学习状态。</w:t>
             </w:r>
           </w:p>
         </w:tc>
@@ -429,7 +429,7 @@
         <w:rPr>
           <w:lang w:eastAsia="zh-CN"/>
         </w:rPr>
-        <w:t>3. 作品使用AI辅助工具（Kiro/Claude、DeepSeek等）进行设计与开发，已填写"4-AI工具使用说明（2026年版）.docx"。</w:t>
+        <w:t>3. 作品使用AI辅助工具（通义灵码/Claude、DeepSeek等）进行设计与开发，已填写"4-AI工具使用说明（2026年版）.docx"。</w:t>
       </w:r>
     </w:p>
     <w:p>
@@ -1317,7 +1317,7 @@
               <w:rPr>
                 <w:sz w:val="20"/>
               </w:rPr>
-              <w:t>Flutter 3.11 / Dart 3.11 / Python 3.11 / FastAPI / PostgreSQL+PGVector / Android Studio / VS Code / Kiro IDE</w:t>
+              <w:t>Flutter 3.11 / Dart 3.11 / Python 3.11 / FastAPI / PostgreSQL+PGVector / Android Studio / VS Code / 通义灵码</w:t>
             </w:r>
           </w:p>
         </w:tc>
